--- a/rpd_corpus/rpd_15.docx
+++ b/rpd_corpus/rpd_15.docx
@@ -164,7 +164,7 @@
           <w:bCs/>
           <w:color w:val="000000"/>
         </w:rPr>
-        <w:t>(38006)Методы оптимизации в интеллектуальных системах</w:t>
+        <w:t>(62317)Программирование микроконтроллеров</w:t>
       </w:r>
     </w:p>
     <w:p>
@@ -2182,7 +2182,7 @@
               <w:rPr>
                 <w:bCs/>
               </w:rPr>
-              <w:t>Способен применять классические и эволюционные методы оптимизации для решения задач ИС</w:t>
+              <w:t>Способен программировать микроконтроллеры STM32 на C/C++ с использованием HAL и LL-библиотек</w:t>
             </w:r>
           </w:p>
         </w:tc>
@@ -2263,7 +2263,7 @@
               <w:rPr>
                 <w:bCs/>
               </w:rPr>
-              <w:t>Способен разрабатывать алгоритмы оптимизации гиперпараметров моделей машинного обучения</w:t>
+              <w:t>Способен настраивать периферийные интерфейсы (SPI, I2C, UART) и управлять внешними устройствами</w:t>
             </w:r>
           </w:p>
         </w:tc>
@@ -2288,7 +2288,7 @@
               <w:rPr>
                 <w:bCs/>
               </w:rPr>
-              <w:t>ОПК-3</w:t>
+              <w:t>ОПК-2</w:t>
             </w:r>
           </w:p>
         </w:tc>
@@ -2344,7 +2344,7 @@
               <w:rPr>
                 <w:bCs/>
               </w:rPr>
-              <w:t>Способен применять методы многокритериальной оптимизации в задачах проектирования ИС</w:t>
+              <w:t>Способен применять операционные системы реального времени (FreeRTOS) для управления задачами</w:t>
             </w:r>
           </w:p>
         </w:tc>
@@ -2369,7 +2369,7 @@
               <w:rPr>
                 <w:bCs/>
               </w:rPr>
-              <w:t>ОПК-5</w:t>
+              <w:t>ОПК-4</w:t>
             </w:r>
           </w:p>
         </w:tc>
@@ -2425,7 +2425,7 @@
               <w:rPr>
                 <w:bCs/>
               </w:rPr>
-              <w:t>Способен внедрять методы обучения с подкреплением для задач оптимального управления</w:t>
+              <w:t>Способен разрабатывать встроенные системы для IoT с передачей данных по MQTT</w:t>
             </w:r>
           </w:p>
         </w:tc>
@@ -2450,7 +2450,7 @@
               <w:rPr>
                 <w:bCs/>
               </w:rPr>
-              <w:t>ПК-3</w:t>
+              <w:t>ПК-1</w:t>
             </w:r>
           </w:p>
         </w:tc>
@@ -2632,7 +2632,7 @@
               <w:rPr>
                 <w:bCs/>
               </w:rPr>
-              <w:t>УК-1.1 Применяет градиентные и безградиентные методы оптимизации</w:t>
+              <w:t>УК-1.1 Анализирует архитектуру ARM Cortex-M, карту памяти и регистры периферии STM32</w:t>
             </w:r>
           </w:p>
         </w:tc>
@@ -2669,7 +2669,7 @@
               <w:rPr>
                 <w:bCs/>
               </w:rPr>
-              <w:t>Знать: методы градиентного спуска (SGD, Adam, AdaGrad); метод Ньютона, квазиньютоновские методы</w:t>
+              <w:t>Знать: архитектуру ARM Cortex-M0/M4, организацию памяти (Flash, SRAM, регистры), карту векторов прерываний</w:t>
             </w:r>
           </w:p>
         </w:tc>
@@ -2730,7 +2730,7 @@
               <w:rPr>
                 <w:bCs/>
               </w:rPr>
-              <w:t>УК-1.1 Применяет градиентные и безградиентные методы оптимизации</w:t>
+              <w:t>УК-1.1 Анализирует архитектуру ARM Cortex-M, карту памяти и регистры периферии STM32</w:t>
             </w:r>
           </w:p>
         </w:tc>
@@ -2767,7 +2767,7 @@
               <w:rPr>
                 <w:bCs/>
               </w:rPr>
-              <w:t>Уметь: выбирать метод оптимизации и настраивать learning rate schedule</w:t>
+              <w:t>Уметь: читать техническую документацию (datasheet, reference manual) на STM32</w:t>
             </w:r>
           </w:p>
         </w:tc>
@@ -2828,7 +2828,7 @@
               <w:rPr>
                 <w:bCs/>
               </w:rPr>
-              <w:t>УК-1.1 Применяет градиентные и безградиентные методы оптимизации</w:t>
+              <w:t>УК-1.1 Анализирует архитектуру ARM Cortex-M, карту памяти и регистры периферии STM32</w:t>
             </w:r>
           </w:p>
         </w:tc>
@@ -2865,7 +2865,7 @@
               <w:rPr>
                 <w:bCs/>
               </w:rPr>
-              <w:t>Владеть: методами диагностики сходимости оптимизационных алгоритмов</w:t>
+              <w:t>Владеть: навыками отладки прошивки в STM32CubeIDE с использованием точек останова и SWD</w:t>
             </w:r>
           </w:p>
         </w:tc>
@@ -2895,7 +2895,7 @@
               <w:rPr>
                 <w:bCs/>
               </w:rPr>
-              <w:t>ОПК-3</w:t>
+              <w:t>ОПК-2</w:t>
             </w:r>
             <w:r/>
             <w:r>
@@ -2926,7 +2926,7 @@
               <w:rPr>
                 <w:bCs/>
               </w:rPr>
-              <w:t>ОПК-3.1 Автоматизирует подбор гиперпараметров методами HPO</w:t>
+              <w:t>ОПК-2.1 Разрабатывает прошивки на C/C++ с HAL, настраивает GPIO, таймеры и прерывания</w:t>
             </w:r>
           </w:p>
         </w:tc>
@@ -2946,7 +2946,7 @@
               <w:rPr>
                 <w:bCs/>
               </w:rPr>
-              <w:t>З(ОПК-3)</w:t>
+              <w:t>З(ОПК-2)</w:t>
             </w:r>
           </w:p>
         </w:tc>
@@ -2963,7 +2963,7 @@
               <w:rPr>
                 <w:bCs/>
               </w:rPr>
-              <w:t>Знать: методы Grid Search, Random Search, Bayesian Optimization, Hyperband</w:t>
+              <w:t>Знать: протоколы SPI, I2C, UART: тайминги, форматы кадров, режимы работы</w:t>
             </w:r>
           </w:p>
         </w:tc>
@@ -2993,7 +2993,7 @@
               <w:rPr>
                 <w:bCs/>
               </w:rPr>
-              <w:t>ОПК-3</w:t>
+              <w:t>ОПК-2</w:t>
             </w:r>
             <w:r/>
             <w:r>
@@ -3024,7 +3024,7 @@
               <w:rPr>
                 <w:bCs/>
               </w:rPr>
-              <w:t>ОПК-3.1 Автоматизирует подбор гиперпараметров методами HPO</w:t>
+              <w:t>ОПК-2.1 Разрабатывает прошивки на C/C++ с HAL, настраивает GPIO, таймеры и прерывания</w:t>
             </w:r>
           </w:p>
         </w:tc>
@@ -3044,7 +3044,7 @@
               <w:rPr>
                 <w:bCs/>
               </w:rPr>
-              <w:t>У(ОПК-3)</w:t>
+              <w:t>У(ОПК-2)</w:t>
             </w:r>
           </w:p>
         </w:tc>
@@ -3061,7 +3061,7 @@
               <w:rPr>
                 <w:bCs/>
               </w:rPr>
-              <w:t>Уметь: применять Optuna и Ray Tune для автоматического поиска гиперпараметров</w:t>
+              <w:t>Уметь: подключать датчики (DHT22, MPU6050, W25Q) и дисплеи через SPI/I2C</w:t>
             </w:r>
           </w:p>
         </w:tc>
@@ -3091,7 +3091,7 @@
               <w:rPr>
                 <w:bCs/>
               </w:rPr>
-              <w:t>ОПК-3</w:t>
+              <w:t>ОПК-2</w:t>
             </w:r>
             <w:r/>
             <w:r>
@@ -3122,7 +3122,7 @@
               <w:rPr>
                 <w:bCs/>
               </w:rPr>
-              <w:t>ОПК-3.1 Автоматизирует подбор гиперпараметров методами HPO</w:t>
+              <w:t>ОПК-2.1 Разрабатывает прошивки на C/C++ с HAL, настраивает GPIO, таймеры и прерывания</w:t>
             </w:r>
           </w:p>
         </w:tc>
@@ -3142,7 +3142,7 @@
               <w:rPr>
                 <w:bCs/>
               </w:rPr>
-              <w:t>В(ОПК-3)</w:t>
+              <w:t>В(ОПК-2)</w:t>
             </w:r>
           </w:p>
         </w:tc>
@@ -3159,7 +3159,7 @@
               <w:rPr>
                 <w:bCs/>
               </w:rPr>
-              <w:t>Владеть: методами Neural Architecture Search (NAS) для автоматического проектирования сетей</w:t>
+              <w:t>Владеть: навыками осциллографирования шин SPI/I2C/UART и интерпретации осциллограмм</w:t>
             </w:r>
           </w:p>
         </w:tc>
@@ -3189,7 +3189,7 @@
               <w:rPr>
                 <w:bCs/>
               </w:rPr>
-              <w:t>ОПК-5</w:t>
+              <w:t>ОПК-4</w:t>
             </w:r>
             <w:r/>
             <w:r>
@@ -3220,7 +3220,7 @@
               <w:rPr>
                 <w:bCs/>
               </w:rPr>
-              <w:t>ОПК-5.1 Решает многокритериальные задачи с противоречивыми целями</w:t>
+              <w:t>ОПК-4.1 Реализует драйверы для устройств на шинах SPI, I2C и UART</w:t>
             </w:r>
           </w:p>
         </w:tc>
@@ -3240,7 +3240,7 @@
               <w:rPr>
                 <w:bCs/>
               </w:rPr>
-              <w:t>З(ОПК-5)</w:t>
+              <w:t>З(ОПК-4)</w:t>
             </w:r>
           </w:p>
         </w:tc>
@@ -3257,7 +3257,7 @@
               <w:rPr>
                 <w:bCs/>
               </w:rPr>
-              <w:t>Знать: понятие Парето-оптимальности; генетические алгоритмы NSGA-II, MOEA/D</w:t>
+              <w:t>Знать: концепции RTOS: планировщик, задачи, приоритеты, синхронизация (mutex, semaphore, event groups)</w:t>
             </w:r>
           </w:p>
         </w:tc>
@@ -3287,7 +3287,7 @@
               <w:rPr>
                 <w:bCs/>
               </w:rPr>
-              <w:t>ОПК-5</w:t>
+              <w:t>ОПК-4</w:t>
             </w:r>
             <w:r/>
             <w:r>
@@ -3318,7 +3318,7 @@
               <w:rPr>
                 <w:bCs/>
               </w:rPr>
-              <w:t>ОПК-5.1 Решает многокритериальные задачи с противоречивыми целями</w:t>
+              <w:t>ОПК-4.1 Реализует драйверы для устройств на шинах SPI, I2C и UART</w:t>
             </w:r>
           </w:p>
         </w:tc>
@@ -3338,7 +3338,7 @@
               <w:rPr>
                 <w:bCs/>
               </w:rPr>
-              <w:t>У(ОПК-5)</w:t>
+              <w:t>У(ОПК-4)</w:t>
             </w:r>
           </w:p>
         </w:tc>
@@ -3355,7 +3355,7 @@
               <w:rPr>
                 <w:bCs/>
               </w:rPr>
-              <w:t>Уметь: применять эволюционные алгоритмы для задач многокритериальной оптимизации</w:t>
+              <w:t>Уметь: разрабатывать многозадачные прошивки на FreeRTOS с обменом через очереди</w:t>
             </w:r>
           </w:p>
         </w:tc>
@@ -3385,7 +3385,7 @@
               <w:rPr>
                 <w:bCs/>
               </w:rPr>
-              <w:t>ОПК-5</w:t>
+              <w:t>ОПК-4</w:t>
             </w:r>
             <w:r/>
             <w:r>
@@ -3416,7 +3416,7 @@
               <w:rPr>
                 <w:bCs/>
               </w:rPr>
-              <w:t>ОПК-5.1 Решает многокритериальные задачи с противоречивыми целями</w:t>
+              <w:t>ОПК-4.1 Реализует драйверы для устройств на шинах SPI, I2C и UART</w:t>
             </w:r>
           </w:p>
         </w:tc>
@@ -3436,7 +3436,7 @@
               <w:rPr>
                 <w:bCs/>
               </w:rPr>
-              <w:t>В(ОПК-5)</w:t>
+              <w:t>В(ОПК-4)</w:t>
             </w:r>
           </w:p>
         </w:tc>
@@ -3453,7 +3453,7 @@
               <w:rPr>
                 <w:bCs/>
               </w:rPr>
-              <w:t>Владеть: инструментами pymoo и DEAP для эволюционной оптимизации</w:t>
+              <w:t>Владеть: методами профилирования задач RTOS и предотвращения дедлоков</w:t>
             </w:r>
           </w:p>
         </w:tc>
@@ -3483,7 +3483,7 @@
               <w:rPr>
                 <w:bCs/>
               </w:rPr>
-              <w:t>ПК-3</w:t>
+              <w:t>ПК-1</w:t>
             </w:r>
             <w:r/>
             <w:r>
@@ -3514,7 +3514,7 @@
               <w:rPr>
                 <w:bCs/>
               </w:rPr>
-              <w:t>ПК-3.1 Разрабатывает агентов обучения с подкреплением</w:t>
+              <w:t>ПК-1.1 Проектирует встроенную систему на FreeRTOS с задачами, очередями и семафорами</w:t>
             </w:r>
           </w:p>
         </w:tc>
@@ -3534,7 +3534,7 @@
               <w:rPr>
                 <w:bCs/>
               </w:rPr>
-              <w:t>З(ПК-3)</w:t>
+              <w:t>З(ПК-1)</w:t>
             </w:r>
           </w:p>
         </w:tc>
@@ -3551,7 +3551,7 @@
               <w:rPr>
                 <w:bCs/>
               </w:rPr>
-              <w:t>Знать: MDP, Q-обучение, Policy Gradient, алгоритмы PPO, SAC, TD3</w:t>
+              <w:t>Знать: стек IoT-протоколов: MQTT, CoAP, HTTP REST, форматы JSON и MessagePack</w:t>
             </w:r>
           </w:p>
         </w:tc>
@@ -3581,7 +3581,7 @@
               <w:rPr>
                 <w:bCs/>
               </w:rPr>
-              <w:t>ПК-3</w:t>
+              <w:t>ПК-1</w:t>
             </w:r>
             <w:r/>
             <w:r>
@@ -3612,7 +3612,7 @@
               <w:rPr>
                 <w:bCs/>
               </w:rPr>
-              <w:t>ПК-3.1 Разрабатывает агентов обучения с подкреплением</w:t>
+              <w:t>ПК-1.1 Проектирует встроенную систему на FreeRTOS с задачами, очередями и семафорами</w:t>
             </w:r>
           </w:p>
         </w:tc>
@@ -3632,7 +3632,7 @@
               <w:rPr>
                 <w:bCs/>
               </w:rPr>
-              <w:t>У(ПК-3)</w:t>
+              <w:t>У(ПК-1)</w:t>
             </w:r>
           </w:p>
         </w:tc>
@@ -3649,7 +3649,7 @@
               <w:rPr>
                 <w:bCs/>
               </w:rPr>
-              <w:t>Уметь: обучать RL-агентов в средах OpenAI Gymnasium с Stable Baselines3</w:t>
+              <w:t>Уметь: подключать ESP8266/ESP32 к WiFi и публиковать данные на MQTT-брокер</w:t>
             </w:r>
           </w:p>
         </w:tc>
@@ -3679,7 +3679,7 @@
               <w:rPr>
                 <w:bCs/>
               </w:rPr>
-              <w:t>ПК-3</w:t>
+              <w:t>ПК-1</w:t>
             </w:r>
             <w:r/>
             <w:r>
@@ -3710,7 +3710,7 @@
               <w:rPr>
                 <w:bCs/>
               </w:rPr>
-              <w:t>ПК-3.1 Разрабатывает агентов обучения с подкреплением</w:t>
+              <w:t>ПК-1.1 Проектирует встроенную систему на FreeRTOS с задачами, очередями и семафорами</w:t>
             </w:r>
           </w:p>
         </w:tc>
@@ -3730,7 +3730,7 @@
               <w:rPr>
                 <w:bCs/>
               </w:rPr>
-              <w:t>В(ПК-3)</w:t>
+              <w:t>В(ПК-1)</w:t>
             </w:r>
           </w:p>
         </w:tc>
@@ -3747,7 +3747,7 @@
               <w:rPr>
                 <w:bCs/>
               </w:rPr>
-              <w:t>Владеть: методами transfer learning и curriculum learning для RL-агентов</w:t>
+              <w:t>Владеть: навыками сборки IoT-прототипа и интеграции с облачной платформой (AWS IoT, Thingsboard)</w:t>
             </w:r>
           </w:p>
         </w:tc>
@@ -11148,7 +11148,7 @@
                 <w:sz w:val="20"/>
                 <w:szCs w:val="20"/>
               </w:rPr>
-              <w:t>Методы непрерывной оптимизации</w:t>
+              <w:t>Архитектура микроконтроллеров STM32 и инструментарий</w:t>
             </w:r>
           </w:p>
         </w:tc>
@@ -11273,7 +11273,7 @@
                 <w:sz w:val="20"/>
                 <w:szCs w:val="20"/>
               </w:rPr>
-              <w:t>18</w:t>
+              <w:t>20</w:t>
             </w:r>
           </w:p>
         </w:tc>
@@ -11299,7 +11299,7 @@
                 <w:sz w:val="20"/>
                 <w:szCs w:val="20"/>
               </w:rPr>
-              <w:t>34</w:t>
+              <w:t>36</w:t>
             </w:r>
           </w:p>
         </w:tc>
@@ -11322,7 +11322,7 @@
                 <w:sz w:val="20"/>
                 <w:szCs w:val="20"/>
               </w:rPr>
-              <w:t>З(УК-1) У(УК-1)</w:t>
+              <w:t>З(УК-1) У(ОПК-2)</w:t>
             </w:r>
           </w:p>
         </w:tc>
@@ -11373,7 +11373,7 @@
                 <w:sz w:val="20"/>
                 <w:szCs w:val="20"/>
               </w:rPr>
-              <w:t>Оптимизация гиперпараметров и AutoML</w:t>
+              <w:t>Периферийные интерфейсы: GPIO, таймеры, SPI, I2C, UART</w:t>
             </w:r>
           </w:p>
         </w:tc>
@@ -11423,7 +11423,7 @@
                 <w:sz w:val="20"/>
                 <w:szCs w:val="20"/>
               </w:rPr>
-              <w:t>3</w:t>
+              <w:t>4</w:t>
             </w:r>
           </w:p>
         </w:tc>
@@ -11473,7 +11473,7 @@
                 <w:sz w:val="20"/>
                 <w:szCs w:val="20"/>
               </w:rPr>
-              <w:t>4</w:t>
+              <w:t>6</w:t>
             </w:r>
           </w:p>
         </w:tc>
@@ -11498,7 +11498,7 @@
                 <w:sz w:val="20"/>
                 <w:szCs w:val="20"/>
               </w:rPr>
-              <w:t>20</w:t>
+              <w:t>24</w:t>
             </w:r>
           </w:p>
         </w:tc>
@@ -11524,7 +11524,7 @@
                 <w:sz w:val="20"/>
                 <w:szCs w:val="20"/>
               </w:rPr>
-              <w:t>37</w:t>
+              <w:t>44</w:t>
             </w:r>
           </w:p>
         </w:tc>
@@ -11547,7 +11547,7 @@
                 <w:sz w:val="20"/>
                 <w:szCs w:val="20"/>
               </w:rPr>
-              <w:t>З(ОПК-3) У(ОПК-3)</w:t>
+              <w:t>З(ОПК-2) У(ОПК-4)</w:t>
             </w:r>
           </w:p>
         </w:tc>
@@ -11598,7 +11598,7 @@
                 <w:sz w:val="20"/>
                 <w:szCs w:val="20"/>
               </w:rPr>
-              <w:t>Эволюционные и многокритериальные методы</w:t>
+              <w:t>Операционные системы реального времени: FreeRTOS</w:t>
             </w:r>
           </w:p>
         </w:tc>
@@ -11698,7 +11698,7 @@
                 <w:sz w:val="20"/>
                 <w:szCs w:val="20"/>
               </w:rPr>
-              <w:t>6</w:t>
+              <w:t>4</w:t>
             </w:r>
           </w:p>
         </w:tc>
@@ -11723,7 +11723,7 @@
                 <w:sz w:val="20"/>
                 <w:szCs w:val="20"/>
               </w:rPr>
-              <w:t>24</w:t>
+              <w:t>22</w:t>
             </w:r>
           </w:p>
         </w:tc>
@@ -11749,7 +11749,7 @@
                 <w:sz w:val="20"/>
                 <w:szCs w:val="20"/>
               </w:rPr>
-              <w:t>44</w:t>
+              <w:t>40</w:t>
             </w:r>
           </w:p>
         </w:tc>
@@ -11772,7 +11772,7 @@
                 <w:sz w:val="20"/>
                 <w:szCs w:val="20"/>
               </w:rPr>
-              <w:t>З(ОПК-5) У(ОПК-5)</w:t>
+              <w:t>З(ОПК-4) В(ПК-1)</w:t>
             </w:r>
           </w:p>
         </w:tc>
@@ -11823,7 +11823,7 @@
                 <w:sz w:val="20"/>
                 <w:szCs w:val="20"/>
               </w:rPr>
-              <w:t>Обучение с подкреплением</w:t>
+              <w:t>Встроенные системы для IoT</w:t>
             </w:r>
           </w:p>
         </w:tc>
@@ -11873,6 +11873,56 @@
                 <w:sz w:val="20"/>
                 <w:szCs w:val="20"/>
               </w:rPr>
+              <w:t>3</w:t>
+            </w:r>
+          </w:p>
+        </w:tc>
+        <w:tc>
+          <w:tcPr>
+            <w:tcW w:w="0" w:type="auto"/>
+            <w:vAlign w:val="center"/>
+          </w:tcPr>
+          <w:p>
+            <w:pPr>
+              <w:pStyle w:val="a7"/>
+              <w:jc w:val="center"/>
+              <w:rPr>
+                <w:bCs/>
+                <w:sz w:val="20"/>
+                <w:szCs w:val="20"/>
+              </w:rPr>
+            </w:pPr>
+            <w:r>
+              <w:rPr>
+                <w:bCs/>
+                <w:sz w:val="20"/>
+                <w:szCs w:val="20"/>
+              </w:rPr>
+              <w:t>8</w:t>
+            </w:r>
+          </w:p>
+        </w:tc>
+        <w:tc>
+          <w:tcPr>
+            <w:tcW w:w="0" w:type="auto"/>
+            <w:vAlign w:val="center"/>
+          </w:tcPr>
+          <w:p>
+            <w:pPr>
+              <w:pStyle w:val="a7"/>
+              <w:jc w:val="center"/>
+              <w:rPr>
+                <w:bCs/>
+                <w:sz w:val="20"/>
+                <w:szCs w:val="20"/>
+              </w:rPr>
+            </w:pPr>
+            <w:r>
+              <w:rPr>
+                <w:bCs/>
+                <w:sz w:val="20"/>
+                <w:szCs w:val="20"/>
+              </w:rPr>
               <w:t>4</w:t>
             </w:r>
           </w:p>
@@ -11898,7 +11948,7 @@
                 <w:sz w:val="20"/>
                 <w:szCs w:val="20"/>
               </w:rPr>
-              <w:t>8</w:t>
+              <w:t>22</w:t>
             </w:r>
           </w:p>
         </w:tc>
@@ -11919,85 +11969,35 @@
             </w:pPr>
             <w:r>
               <w:rPr>
-                <w:bCs/>
-                <w:sz w:val="20"/>
-                <w:szCs w:val="20"/>
-              </w:rPr>
-              <w:t>4</w:t>
-            </w:r>
-          </w:p>
-        </w:tc>
-        <w:tc>
-          <w:tcPr>
-            <w:tcW w:w="0" w:type="auto"/>
-            <w:vAlign w:val="center"/>
+                <w:b/>
+                <w:bCs/>
+                <w:sz w:val="20"/>
+                <w:szCs w:val="20"/>
+              </w:rPr>
+              <w:t>37</w:t>
+            </w:r>
+          </w:p>
+        </w:tc>
+        <w:tc>
+          <w:tcPr>
+            <w:tcW w:w="0" w:type="auto"/>
           </w:tcPr>
           <w:p>
             <w:pPr>
               <w:pStyle w:val="a7"/>
-              <w:jc w:val="center"/>
-              <w:rPr>
-                <w:bCs/>
-                <w:sz w:val="20"/>
-                <w:szCs w:val="20"/>
-              </w:rPr>
-            </w:pPr>
-            <w:r>
-              <w:rPr>
-                <w:bCs/>
-                <w:sz w:val="20"/>
-                <w:szCs w:val="20"/>
-              </w:rPr>
-              <w:t>20</w:t>
-            </w:r>
-          </w:p>
-        </w:tc>
-        <w:tc>
-          <w:tcPr>
-            <w:tcW w:w="0" w:type="auto"/>
-            <w:vAlign w:val="center"/>
-          </w:tcPr>
-          <w:p>
-            <w:pPr>
-              <w:pStyle w:val="a7"/>
-              <w:jc w:val="center"/>
-              <w:rPr>
-                <w:bCs/>
-                <w:sz w:val="20"/>
-                <w:szCs w:val="20"/>
-              </w:rPr>
-            </w:pPr>
-            <w:r>
-              <w:rPr>
-                <w:b/>
-                <w:bCs/>
-                <w:sz w:val="20"/>
-                <w:szCs w:val="20"/>
-              </w:rPr>
-              <w:t>36</w:t>
-            </w:r>
-          </w:p>
-        </w:tc>
-        <w:tc>
-          <w:tcPr>
-            <w:tcW w:w="0" w:type="auto"/>
-          </w:tcPr>
-          <w:p>
-            <w:pPr>
-              <w:pStyle w:val="a7"/>
-              <w:rPr>
-                <w:bCs/>
-                <w:sz w:val="20"/>
-                <w:szCs w:val="20"/>
-              </w:rPr>
-            </w:pPr>
-            <w:r>
-              <w:rPr>
-                <w:bCs/>
-                <w:sz w:val="20"/>
-                <w:szCs w:val="20"/>
-              </w:rPr>
-              <w:t>З(ПК-3) В(ПК-3)</w:t>
+              <w:rPr>
+                <w:bCs/>
+                <w:sz w:val="20"/>
+                <w:szCs w:val="20"/>
+              </w:rPr>
+            </w:pPr>
+            <w:r>
+              <w:rPr>
+                <w:bCs/>
+                <w:sz w:val="20"/>
+                <w:szCs w:val="20"/>
+              </w:rPr>
+              <w:t>У(ОПК-2) В(ПК-1)</w:t>
             </w:r>
           </w:p>
         </w:tc>
@@ -12171,7 +12171,7 @@
                 <w:sz w:val="20"/>
                 <w:szCs w:val="20"/>
               </w:rPr>
-              <w:t>82</w:t>
+              <w:t>88</w:t>
             </w:r>
           </w:p>
         </w:tc>
@@ -12197,7 +12197,7 @@
                 <w:sz w:val="20"/>
                 <w:szCs w:val="20"/>
               </w:rPr>
-              <w:t>151</w:t>
+              <w:t>157</w:t>
             </w:r>
           </w:p>
         </w:tc>
@@ -12639,7 +12639,7 @@
                 <w:sz w:val="20"/>
                 <w:szCs w:val="20"/>
               </w:rPr>
-              <w:t>1-Методы непрерывной оптимизации</w:t>
+              <w:t>1-Архитектура STM32</w:t>
             </w:r>
           </w:p>
         </w:tc>
@@ -12671,7 +12671,7 @@
                 <w:sz w:val="20"/>
                 <w:szCs w:val="20"/>
               </w:rPr>
-              <w:t>Лекция 1. Выпуклая оптимизация. Условия Куна-Таккера</w:t>
+              <w:t>Лекция 1. Архитектура ARM Cortex-M: конвейер, режимы, карта памяти, NVIC</w:t>
             </w:r>
           </w:p>
           <w:p>
@@ -12840,7 +12840,7 @@
                 <w:sz w:val="20"/>
                 <w:szCs w:val="20"/>
               </w:rPr>
-              <w:t>1-Методы непрерывной оптимизации</w:t>
+              <w:t>1-Архитектура STM32</w:t>
             </w:r>
           </w:p>
         </w:tc>
@@ -12872,7 +12872,7 @@
                 <w:sz w:val="20"/>
                 <w:szCs w:val="20"/>
               </w:rPr>
-              <w:t>Лекция 2. Стохастический градиентный спуск. Adam, AdaGrad, RMSProp</w:t>
+              <w:t>Лекция 2. HAL-библиотека STM32: структура проекта, тактирование, GPIO, EXTI</w:t>
             </w:r>
           </w:p>
           <w:p>
@@ -13041,7 +13041,7 @@
                 <w:sz w:val="20"/>
                 <w:szCs w:val="20"/>
               </w:rPr>
-              <w:t>2-Оптимизация гиперпараметров</w:t>
+              <w:t>2-Периферийные интерфейсы</w:t>
             </w:r>
           </w:p>
         </w:tc>
@@ -13073,7 +13073,7 @@
                 <w:sz w:val="20"/>
                 <w:szCs w:val="20"/>
               </w:rPr>
-              <w:t>Лекция 3. Grid Search, Random Search. Байесовская оптимизация</w:t>
+              <w:t>Лекция 3. Таймеры STM32: базовые, общего назначения, PWM, Input Capture</w:t>
             </w:r>
           </w:p>
           <w:p>
@@ -13242,7 +13242,7 @@
                 <w:sz w:val="20"/>
                 <w:szCs w:val="20"/>
               </w:rPr>
-              <w:t>2-Оптимизация гиперпараметров</w:t>
+              <w:t>2-Периферийные интерфейсы</w:t>
             </w:r>
           </w:p>
         </w:tc>
@@ -13274,7 +13274,7 @@
                 <w:sz w:val="20"/>
                 <w:szCs w:val="20"/>
               </w:rPr>
-              <w:t>Лекция 4. Neural Architecture Search. AutoML-платформы</w:t>
+              <w:t>Лекция 4. Интерфейсы SPI и I2C: протоколы, регистры, DMA-передача</w:t>
             </w:r>
           </w:p>
           <w:p>
@@ -13321,7 +13321,7 @@
                 <w:sz w:val="20"/>
                 <w:szCs w:val="20"/>
               </w:rPr>
-              <w:t>1</w:t>
+              <w:t>2</w:t>
             </w:r>
           </w:p>
         </w:tc>
@@ -13443,7 +13443,7 @@
                 <w:sz w:val="20"/>
                 <w:szCs w:val="20"/>
               </w:rPr>
-              <w:t>3-Эволюционные методы</w:t>
+              <w:t>3-FreeRTOS</w:t>
             </w:r>
           </w:p>
         </w:tc>
@@ -13475,7 +13475,7 @@
                 <w:sz w:val="20"/>
                 <w:szCs w:val="20"/>
               </w:rPr>
-              <w:t>Лекция 5. Генетические алгоритмы. Рогов и отбор. Кроссинговер</w:t>
+              <w:t>Лекция 5. UART и RS-485: формат кадра, скорости, полудуплекс, MODBUS RTU</w:t>
             </w:r>
           </w:p>
           <w:p>
@@ -13644,7 +13644,7 @@
                 <w:sz w:val="20"/>
                 <w:szCs w:val="20"/>
               </w:rPr>
-              <w:t>3-Эволюционные методы</w:t>
+              <w:t>3-FreeRTOS</w:t>
             </w:r>
           </w:p>
         </w:tc>
@@ -13676,7 +13676,7 @@
                 <w:sz w:val="20"/>
                 <w:szCs w:val="20"/>
               </w:rPr>
-              <w:t>Лекция 6. Многокритериальная оптимизация. Парето-фронт. NSGA-II</w:t>
+              <w:t>Лекция 6. FreeRTOS: планировщик, задачи, очереди, семафоры, мьютексы</w:t>
             </w:r>
           </w:p>
           <w:p>
@@ -13845,7 +13845,7 @@
                 <w:sz w:val="20"/>
                 <w:szCs w:val="20"/>
               </w:rPr>
-              <w:t>4-Обучение с подкреплением</w:t>
+              <w:t>4-IoT и сетевые протоколы</w:t>
             </w:r>
           </w:p>
         </w:tc>
@@ -13877,7 +13877,7 @@
                 <w:sz w:val="20"/>
                 <w:szCs w:val="20"/>
               </w:rPr>
-              <w:t>Лекция 7. MDP. Q-learning. Deep Q-Network. PPO, SAC</w:t>
+              <w:t>Лекция 7. IoT-протоколы: MQTT, CoAP, HTTP REST. Подключение через ESP8266/ESP32</w:t>
             </w:r>
           </w:p>
           <w:p>
@@ -13924,7 +13924,7 @@
                 <w:sz w:val="20"/>
                 <w:szCs w:val="20"/>
               </w:rPr>
-              <w:t>2</w:t>
+              <w:t>1</w:t>
             </w:r>
           </w:p>
         </w:tc>
@@ -14333,7 +14333,7 @@
                 <w:sz w:val="20"/>
                 <w:szCs w:val="20"/>
               </w:rPr>
-              <w:t>1-Методы непрерывной оптимизации</w:t>
+              <w:t>1-Архитектура STM32</w:t>
             </w:r>
           </w:p>
         </w:tc>
@@ -14394,7 +14394,7 @@
                 <w:sz w:val="20"/>
                 <w:szCs w:val="20"/>
               </w:rPr>
-              <w:t>Исследование сходимости Adam, SGD, RMSProp на задаче обучения нейросети</w:t>
+              <w:t>Мигание светодиодом с задержкой через HAL и прерывание по таймеру</w:t>
             </w:r>
           </w:p>
           <w:p>
@@ -14533,7 +14533,7 @@
                 <w:sz w:val="20"/>
                 <w:szCs w:val="20"/>
               </w:rPr>
-              <w:t>1-Методы непрерывной оптимизации</w:t>
+              <w:t>1-Архитектура STM32</w:t>
             </w:r>
           </w:p>
         </w:tc>
@@ -14594,7 +14594,7 @@
                 <w:sz w:val="20"/>
                 <w:szCs w:val="20"/>
               </w:rPr>
-              <w:t>Реализация LR-scheduler и warm-up стратегий для оптимизации обучения</w:t>
+              <w:t>Управление ШИМ: регулировка яркости LED и скорости двигателя DC</w:t>
             </w:r>
           </w:p>
           <w:p>
@@ -14733,7 +14733,7 @@
                 <w:sz w:val="20"/>
                 <w:szCs w:val="20"/>
               </w:rPr>
-              <w:t>2-Оптимизация гиперпараметров</w:t>
+              <w:t>2-Периферийные интерфейсы</w:t>
             </w:r>
           </w:p>
         </w:tc>
@@ -14794,7 +14794,7 @@
                 <w:sz w:val="20"/>
                 <w:szCs w:val="20"/>
               </w:rPr>
-              <w:t>Автоматический подбор гиперпараметров модели с Optuna</w:t>
+              <w:t>Чтение данных с датчика температуры DHT22 по UART</w:t>
             </w:r>
           </w:p>
           <w:p>
@@ -14933,7 +14933,7 @@
                 <w:sz w:val="20"/>
                 <w:szCs w:val="20"/>
               </w:rPr>
-              <w:t>3-Эволюционные методы</w:t>
+              <w:t>2-Периферийные интерфейсы</w:t>
             </w:r>
           </w:p>
         </w:tc>
@@ -14994,7 +14994,7 @@
                 <w:sz w:val="20"/>
                 <w:szCs w:val="20"/>
               </w:rPr>
-              <w:t>Решение задачи коммивояжёра генетическим алгоритмом</w:t>
+              <w:t>Взаимодействие с акселерометром MPU6050 по I2C</w:t>
             </w:r>
           </w:p>
           <w:p>
@@ -15133,7 +15133,7 @@
                 <w:sz w:val="20"/>
                 <w:szCs w:val="20"/>
               </w:rPr>
-              <w:t>3-Эволюционные методы</w:t>
+              <w:t>3-FreeRTOS</w:t>
             </w:r>
           </w:p>
         </w:tc>
@@ -15194,7 +15194,7 @@
                 <w:sz w:val="20"/>
                 <w:szCs w:val="20"/>
               </w:rPr>
-              <w:t>Многокритериальная оптимизация архитектуры нейросети с NSGA-II</w:t>
+              <w:t>Запись и чтение данных с Flash-памяти W25Q через SPI</w:t>
             </w:r>
           </w:p>
           <w:p>
@@ -15333,7 +15333,7 @@
                 <w:sz w:val="20"/>
                 <w:szCs w:val="20"/>
               </w:rPr>
-              <w:t>4-Обучение с подкреплением</w:t>
+              <w:t>3-FreeRTOS</w:t>
             </w:r>
           </w:p>
         </w:tc>
@@ -15394,7 +15394,7 @@
                 <w:sz w:val="20"/>
                 <w:szCs w:val="20"/>
               </w:rPr>
-              <w:t>Обучение агента игре CartPole и LunarLander с PPO в Gymnasium</w:t>
+              <w:t>Разработка многозадачной прошивки на FreeRTOS: задачи, очереди, семафоры</w:t>
             </w:r>
           </w:p>
           <w:p>
@@ -16032,7 +16032,7 @@
                 <w:sz w:val="20"/>
                 <w:szCs w:val="20"/>
               </w:rPr>
-              <w:t>1-Методы непрерывной оптимизации</w:t>
+              <w:t>1-Архитектура STM32</w:t>
             </w:r>
           </w:p>
         </w:tc>
@@ -16093,7 +16093,7 @@
                 <w:sz w:val="20"/>
                 <w:szCs w:val="20"/>
               </w:rPr>
-              <w:t>Визуализация потерь и градиентов в TensorBoard при разных оптимизаторах</w:t>
+              <w:t>Отладка прошивки: точки останова, watch-окно, просмотр регистров периферии</w:t>
             </w:r>
           </w:p>
           <w:p>
@@ -16232,7 +16232,7 @@
                 <w:sz w:val="20"/>
                 <w:szCs w:val="20"/>
               </w:rPr>
-              <w:t>2-Оптимизация гиперпараметров</w:t>
+              <w:t>1-Архитектура STM32</w:t>
             </w:r>
           </w:p>
         </w:tc>
@@ -16293,7 +16293,7 @@
                 <w:sz w:val="20"/>
                 <w:szCs w:val="20"/>
               </w:rPr>
-              <w:t>Сравнение Bayesian Optimization и Random Search по числу вызовов функции</w:t>
+              <w:t>Осциллографирование шины I2C: декодирование кадров</w:t>
             </w:r>
           </w:p>
           <w:p>
@@ -16432,7 +16432,7 @@
                 <w:sz w:val="20"/>
                 <w:szCs w:val="20"/>
               </w:rPr>
-              <w:t>2-Оптимизация гиперпараметров</w:t>
+              <w:t>2-Периферийные интерфейсы</w:t>
             </w:r>
           </w:p>
         </w:tc>
@@ -16493,7 +16493,7 @@
                 <w:sz w:val="20"/>
                 <w:szCs w:val="20"/>
               </w:rPr>
-              <w:t>Применение AutoML-системы AutoSklearn для задачи табличной классификации</w:t>
+              <w:t>Реализация конечного автомата (FSM) для управления устройством</w:t>
             </w:r>
           </w:p>
           <w:p>
@@ -16632,7 +16632,7 @@
                 <w:sz w:val="20"/>
                 <w:szCs w:val="20"/>
               </w:rPr>
-              <w:t>3-Эволюционные методы</w:t>
+              <w:t>3-FreeRTOS</w:t>
             </w:r>
           </w:p>
         </w:tc>
@@ -16693,7 +16693,7 @@
                 <w:sz w:val="20"/>
                 <w:szCs w:val="20"/>
               </w:rPr>
-              <w:t>Оптимизация топологии нейросети с помощью NEAT-алгоритма</w:t>
+              <w:t>FreeRTOS: обнаружение дедлока и анализ стека задач</w:t>
             </w:r>
           </w:p>
           <w:p>
@@ -16832,7 +16832,7 @@
                 <w:sz w:val="20"/>
                 <w:szCs w:val="20"/>
               </w:rPr>
-              <w:t>4-Обучение с подкреплением</w:t>
+              <w:t>4-IoT и сетевые протоколы</w:t>
             </w:r>
           </w:p>
         </w:tc>
@@ -16893,7 +16893,7 @@
                 <w:sz w:val="20"/>
                 <w:szCs w:val="20"/>
               </w:rPr>
-              <w:t>Обучение RL-агента для задачи управления инвертированным маятником</w:t>
+              <w:t>Подключение ESP8266 к WiFi и публикация данных на MQTT-брокер</w:t>
             </w:r>
           </w:p>
           <w:p>
@@ -17032,7 +17032,7 @@
                 <w:sz w:val="20"/>
                 <w:szCs w:val="20"/>
               </w:rPr>
-              <w:t>4-Обучение с подкреплением</w:t>
+              <w:t>4-IoT и сетевые протоколы</w:t>
             </w:r>
           </w:p>
         </w:tc>
@@ -17093,7 +17093,7 @@
                 <w:sz w:val="20"/>
                 <w:szCs w:val="20"/>
               </w:rPr>
-              <w:t>Transfer learning RL-агента из простой среды в сложную (curriculum learning)</w:t>
+              <w:t>Визуализация сенсорных данных на дашборде Thingsboard</w:t>
             </w:r>
           </w:p>
           <w:p>
@@ -17693,7 +17693,7 @@
                 <w:sz w:val="20"/>
                 <w:szCs w:val="20"/>
               </w:rPr>
-              <w:t>1-Организация научно-исследовательской работы в России</w:t>
+              <w:t>1-Архитектура STM32</w:t>
             </w:r>
           </w:p>
         </w:tc>
@@ -17864,7 +17864,7 @@
                 <w:sz w:val="20"/>
                 <w:szCs w:val="20"/>
               </w:rPr>
-              <w:t>1-Организация научно-исследовательской работы в России</w:t>
+              <w:t>1-Архитектура STM32</w:t>
             </w:r>
           </w:p>
         </w:tc>
@@ -18035,7 +18035,7 @@
                 <w:sz w:val="20"/>
                 <w:szCs w:val="20"/>
               </w:rPr>
-              <w:t>1-Организация научно-исследовательской работы в России</w:t>
+              <w:t>1-Архитектура STM32</w:t>
             </w:r>
           </w:p>
         </w:tc>
@@ -18206,7 +18206,7 @@
                 <w:sz w:val="20"/>
                 <w:szCs w:val="20"/>
               </w:rPr>
-              <w:t>2-Этапы научного исследования</w:t>
+              <w:t>2-Периферийные интерфейсы</w:t>
             </w:r>
           </w:p>
         </w:tc>
@@ -18377,7 +18377,7 @@
                 <w:sz w:val="20"/>
                 <w:szCs w:val="20"/>
               </w:rPr>
-              <w:t>2-Этапы научного исследования</w:t>
+              <w:t>2-Периферийные интерфейсы</w:t>
             </w:r>
           </w:p>
         </w:tc>
@@ -18548,7 +18548,7 @@
                 <w:sz w:val="20"/>
                 <w:szCs w:val="20"/>
               </w:rPr>
-              <w:t>2-Этапы научного исследования</w:t>
+              <w:t>2-Периферийные интерфейсы</w:t>
             </w:r>
           </w:p>
         </w:tc>
@@ -18719,7 +18719,7 @@
                 <w:sz w:val="20"/>
                 <w:szCs w:val="20"/>
               </w:rPr>
-              <w:t>3-Методология научных исследований</w:t>
+              <w:t>3-FreeRTOS</w:t>
             </w:r>
           </w:p>
         </w:tc>
@@ -18890,7 +18890,7 @@
                 <w:sz w:val="20"/>
                 <w:szCs w:val="20"/>
               </w:rPr>
-              <w:t>3-Методология научных исследований</w:t>
+              <w:t>3-FreeRTOS</w:t>
             </w:r>
           </w:p>
         </w:tc>
@@ -19061,7 +19061,7 @@
                 <w:sz w:val="20"/>
                 <w:szCs w:val="20"/>
               </w:rPr>
-              <w:t>3-Методология научных исследований</w:t>
+              <w:t>3-FreeRTOS</w:t>
             </w:r>
           </w:p>
         </w:tc>
@@ -19419,7 +19419,7 @@
           <w:iCs/>
           <w:u w:val="single"/>
         </w:rPr>
-        <w:t>Раздел 1. Организация научно-исследовательской работы в России</w:t>
+        <w:t>Раздел 1. Архитектура STM32 и инструментарий</w:t>
       </w:r>
     </w:p>
     <w:p>
@@ -19427,7 +19427,7 @@
         <w:widowControl w:val="0"/>
       </w:pPr>
       <w:r>
-        <w:t>Паспорта специальностей</w:t>
+        <w:t>Аппаратные средства отладки: JTAG, SWD, J-Link</w:t>
         <w:br/>
         <w:t/>
       </w:r>
@@ -19450,7 +19450,7 @@
           <w:iCs/>
           <w:u w:val="single"/>
         </w:rPr>
-        <w:t>Раздел 2. Этапы научного исследования</w:t>
+        <w:t>Раздел 2. Периферийные интерфейсы</w:t>
       </w:r>
     </w:p>
     <w:p>
@@ -19458,7 +19458,7 @@
         <w:widowControl w:val="0"/>
       </w:pPr>
       <w:r>
-        <w:t>Выбор темы исследования </w:t>
+        <w:t>Протоколы CAN и LIN во встроенных системах </w:t>
       </w:r>
     </w:p>
     <w:p>
@@ -19479,7 +19479,7 @@
           <w:iCs/>
           <w:u w:val="single"/>
         </w:rPr>
-        <w:t>Раздел 3. Методология научных исследований</w:t>
+        <w:t>Раздел 3. FreeRTOS и RTOS-паттерны</w:t>
       </w:r>
     </w:p>
     <w:p>
@@ -19487,7 +19487,7 @@
         <w:widowControl w:val="0"/>
       </w:pPr>
       <w:r>
-        <w:t>Правила оформления научно-исследовательской работы </w:t>
+        <w:t>Edge AI: запуск нейросетей на микроконтроллерах (TensorFlow Lite Micro) </w:t>
       </w:r>
     </w:p>
     <w:p>
@@ -21356,7 +21356,7 @@
           <w:color w:val="000000"/>
           <w:u w:val="single"/>
         </w:rPr>
-        <w:t>(37895)(38006)Методы оптимизации в интеллектуальных системах</w:t>
+        <w:t>(37895)(62317)Программирование микроконтроллеров</w:t>
       </w:r>
     </w:p>
     <w:p>
@@ -23893,7 +23893,7 @@
           <w:color w:val="000000"/>
           <w:u w:val="single"/>
         </w:rPr>
-        <w:t>(38006)Методы оптимизации в интеллектуальных системах</w:t>
+        <w:t>(62317)Программирование микроконтроллеров</w:t>
       </w:r>
     </w:p>
     <w:p>
@@ -25260,7 +25260,7 @@
         <w:rPr>
           <w:b/>
         </w:rPr>
-        <w:t>(38006)Методы оптимизации в интеллектуальных системах</w:t>
+        <w:t>(62317)Программирование микроконтроллеров</w:t>
       </w:r>
     </w:p>
     <w:p>
@@ -33264,7 +33264,7 @@
           <w:sz w:val="28"/>
           <w:szCs w:val="28"/>
         </w:rPr>
-        <w:t>(38006)Методы оптимизации в интеллектуальных системах</w:t>
+        <w:t>(62317)Программирование микроконтроллеров</w:t>
       </w:r>
     </w:p>
     <w:p>
@@ -33545,17 +33545,17 @@
               <w:rPr>
                 <w:bCs/>
               </w:rPr>
-              <w:t> ПК-3 Способен разрабатывать технические описания и руководства, готовить конспекты и проводить занятия по обучению работников применению программно-методических комплексов, используемых на предприятии:</w:t>
+              <w:t> УК-1 Способен программировать микроконтроллеры STM32 на C/C++ с использованием HAL и LL-библиотек:</w:t>
               <w:br/>
-              <w:t>  -ПК-3.1 Составляет руководства пользователя программным продуктом</w:t>
+              <w:t>  -УК-1.1 Анализирует архитектуру ARM Cortex-M, карту памяти и регистры периферии STM32</w:t>
               <w:br/>
-              <w:t>  -ПК-3.2 Согласовывает регламенты разработки технической документации по использованию программного средства</w:t>
+              <w:t>  -УК-1.2 Настраивает тактирование, GPIO, прерывания и систему отладки SWD</w:t>
               <w:br/>
-              <w:t>  -ПК-3.3 Готовит описания методик разработки компонентов программных комплексов, используемых на предприятии</w:t>
+              <w:t>  -УК-1.3 Разрабатывает прошивку с использованием HAL и LL с минимальным потреблением</w:t>
               <w:br/>
-              <w:t>  -ПК-3.4 Готовит описания методик применения программных комплексов, используемых на предприятии</w:t>
+              <w:t>  -УК-1.4 Управляет режимами низкого энергопотребления (Sleep, Stop, Standby)</w:t>
               <w:br/>
-              <w:t>  -ПК-3.5 Проводит консультирование работников по использованию программно-методических комплексов предприятия</w:t>
+              <w:t>  -УК-1.5 Генерирует начальный код проекта с помощью STM32CubeMX</w:t>
               <w:br/>
               <w:t/>
             </w:r>
@@ -33579,23 +33579,23 @@
               <w:rPr>
                 <w:bCs/>
               </w:rPr>
-              <w:t> ПК-5 Способен подбирать средства проектирования и производить функциональное и логическое проектирование систем среднего и крупного масштаба и сложности:</w:t>
+              <w:t> ОПК-2 Способен настраивать периферийные интерфейсы (SPI, I2C, UART) и управлять внешними устройствами:</w:t>
               <w:br/>
-              <w:t>  -ПК-5.1 Использует теоретические методики целеполагания для программных систем</w:t>
+              <w:t>  -ОПК-2.1 Разрабатывает прошивки на C/C++ с HAL, настраивает GPIO, таймеры и прерывания</w:t>
               <w:br/>
-              <w:t>  -ПК-5.2 Оформляет технические задания на разработку программных средств с описанием функционирования системы</w:t>
+              <w:t>  -ОПК-2.2 Реализует драйвер для SPI-устройства с DMA-передачей</w:t>
               <w:br/>
-              <w:t>  -ПК-5.3 Разрабатывает технико-экономические обоснования создания программных комплексов</w:t>
+              <w:t>  -ОПК-2.3 Подключает датчики через I2C с адресацией и обработкой ошибок</w:t>
               <w:br/>
-              <w:t>  -ПК-5.4 Производит декомпозицию системы на подфункции, проводит описание каждой функции</w:t>
+              <w:t>  -ОПК-2.4 Реализует приём/передачу данных по UART с кольцевым буфером</w:t>
               <w:br/>
-              <w:t>  -ПК-5.5 Формулирует требования к результатам аналитических работ в рамках системы</w:t>
+              <w:t>  -ОПК-2.5 Генерирует ШИМ-сигналы и управляет сервоприводами и двигателями</w:t>
               <w:br/>
-              <w:t>  -ПК-5.6 Подбирает средства проектирования систем среднего и крупного масштаба сложности</w:t>
+              <w:t>  -ОПК-2.6 Читает аналоговые данные с АЦП и управляет ЦАП</w:t>
               <w:br/>
-              <w:t>  -ПК-5.7 Строит логические модели систем среднего и крупного масштаба сложности</w:t>
+              <w:t>  -ОПК-2.7 Осциллографирует и декодирует SPI/I2C/UART на логическом анализаторе</w:t>
               <w:br/>
-              <w:t>  -ПК-5.8 Описывает порядок работ по созданию и сдаче системы, построенной по техническому заданию</w:t>
+              <w:t>  -ОПК-2.8 Реализует bootloader для обновления прошивки через UART</w:t>
               <w:br/>
               <w:t/>
             </w:r>
@@ -33619,21 +33619,21 @@
               <w:rPr>
                 <w:bCs/>
               </w:rPr>
-              <w:t> ПК-7 Способен производить сбор, систематизацию, классификацию и анализ информации, относящейся к изучаемой предметной области:</w:t>
+              <w:t> ОПК-4 Способен применять операционные системы реального времени (FreeRTOS) для управления задачами:</w:t>
               <w:br/>
-              <w:t>  -ПК-7.1 Выполняет сбор информации по предметной области исследования</w:t>
+              <w:t>  -ОПК-4.1 Реализует драйверы для устройств на шинах SPI, I2C и UART</w:t>
               <w:br/>
-              <w:t>  -ПК-7.2 Применяет статистические методы систематизации и классификации информации, относящейся к предметной области</w:t>
+              <w:t>  -ОПК-4.2 Разрабатывает многозадачные прошивки на FreeRTOS с обменом через очереди</w:t>
               <w:br/>
-              <w:t>  -ПК-7.3 Определяет цель и задачи исследования</w:t>
+              <w:t>  -ОПК-4.3 Синхронизирует задачи с помощью двоичных и счётных семафоров</w:t>
               <w:br/>
-              <w:t>  -ПК-7.4 Применяет нормативную документацию, относящуюся к изучаемой теме</w:t>
+              <w:t>  -ОПК-4.4 Реализует обработчики прерываний с уведомлением задачи через очередь</w:t>
               <w:br/>
-              <w:t>  -ПК-7.5 Применяет методы анализа научно-технической информации</w:t>
+              <w:t>  -ОПК-4.5 Профилирует задачи RTOS через Tracealyzer</w:t>
               <w:br/>
-              <w:t>  -ПК-7.6 Формирует рекомендации по внедрению результатов исследований и разработок</w:t>
+              <w:t>  -ОПК-4.6 Реализует пул памяти и управляет кучей FreeRTOS</w:t>
               <w:br/>
-              <w:t>  -ПК-7.7 Делает выводы по результатам произведённых исследований и разработок</w:t>
+              <w:t>  -ОПК-4.7 Обнаруживает и устраняет дедлоки и гонки данных в RTOS</w:t>
               <w:br/>
               <w:t/>
             </w:r>
@@ -33657,19 +33657,19 @@
               <w:rPr>
                 <w:bCs/>
               </w:rPr>
-              <w:t> ПК-8 Способен оформлять результаты выполненной работы в форме отчетов и презентаций, представлять материал в виде публичных выступлений и печатных публикаций:</w:t>
+              <w:t> ПК-1 Способен разрабатывать встроенные системы для IoT с передачей данных по MQTT:</w:t>
               <w:br/>
-              <w:t>  -ПК-8.1 Применяет программные средства для оформления результатов выполненной работы</w:t>
+              <w:t>  -ПК-1.1 Проектирует встроенную систему на FreeRTOS с задачами, очередями и семафорами</w:t>
               <w:br/>
-              <w:t>  -ПК-8.2 Составляет проекты календарных планов работ</w:t>
+              <w:t>  -ПК-1.2 Подключает ESP8266/ESP32 к WiFi и настраивает MQTT-клиент</w:t>
               <w:br/>
-              <w:t>  -ПК-8.3 Формирует программу представления результатов отдельных элементов научно-исследовательских и опытно-конструкторских работ</w:t>
+              <w:t>  -ПК-1.3 Сериализует сенсорные данные в JSON/MessagePack и публикует на брокер</w:t>
               <w:br/>
-              <w:t>  -ПК-8.4 Оформляет результаты выполненных работ в виде отчётов, презентаций, видеороликов</w:t>
+              <w:t>  -ПК-1.4 Разворачивает Mosquitto MQTT-брокер и настраивает Thingsboard</w:t>
               <w:br/>
-              <w:t>  -ПК-8.5 Публикует промежуточные результаты исследования в виде тезисов докладов на научно-практических конференциях</w:t>
+              <w:t>  -ПК-1.5 Реализует OTA-обновление прошивки через MQTT или HTTP</w:t>
               <w:br/>
-              <w:t>  -ПК-8.6 Готовит к публикации результаты завершённых работ в виде научных статей</w:t>
+              <w:t>  -ПК-1.6 Визуализирует сенсорные данные на дашборде Thingsboard в реальном времени</w:t>
               <w:br/>
               <w:t/>
             </w:r>
@@ -33749,7 +33749,7 @@
               <w:rPr>
                 <w:bCs/>
               </w:rPr>
-              <w:t>ПК-3- Законодательную основу регулирования отношений между субъектами научной и научно-технической деятельности, органами власти и потребителями научной и научно-технической продукции</w:t>
+              <w:t>УК-1- Архитектуру ARM Cortex-M0/M4, организацию памяти (Flash, SRAM, регистры), карту векторов прерываний</w:t>
             </w:r>
           </w:p>
           <w:p>
@@ -33766,7 +33766,7 @@
               <w:rPr>
                 <w:bCs/>
               </w:rPr>
-              <w:t>ПК-5- Субъекты научной деятельности в системе высшего и послевузовского профессионального образования</w:t>
+              <w:t>ОПК-2- Протоколы SPI, I2C, UART: тайминги, форматы кадров, режимы работы</w:t>
             </w:r>
           </w:p>
           <w:p>
@@ -33783,7 +33783,7 @@
               <w:rPr>
                 <w:bCs/>
               </w:rPr>
-              <w:t>ПК-7- Порядок подготовки научных и научно-педагогических кадров в России </w:t>
+              <w:t>ОПК-4- Концепции RTOS: планировщик, задачи, приоритеты, синхронизация (mutex, semaphore, event groups) </w:t>
             </w:r>
           </w:p>
           <w:p>
@@ -33800,7 +33800,7 @@
               <w:rPr>
                 <w:bCs/>
               </w:rPr>
-              <w:t>ПК-8- Методы оформления результатов научной работы</w:t>
+              <w:t>ПК-1- Стек IoT-протоколов: MQTT, CoAP, HTTP REST, форматы JSON и MessagePack</w:t>
             </w:r>
           </w:p>
         </w:tc>
@@ -33854,7 +33854,7 @@
               <w:rPr>
                 <w:bCs/>
               </w:rPr>
-              <w:t>ПК-3- Выбирать тему и разрабатывать план исследования</w:t>
+              <w:t>УК-1- Читать техническую документацию (datasheet, reference manual) на STM32</w:t>
             </w:r>
           </w:p>
           <w:p>
@@ -33871,7 +33871,7 @@
               <w:rPr>
                 <w:bCs/>
               </w:rPr>
-              <w:t>ПК-5- Определять оптимальные методы исследования</w:t>
+              <w:t>ОПК-2- Подключать датчики (DHT22, MPU6050, W25Q) и дисплеи через SPI/I2C</w:t>
             </w:r>
           </w:p>
           <w:p>
@@ -33888,7 +33888,7 @@
               <w:rPr>
                 <w:bCs/>
               </w:rPr>
-              <w:t>ПК-7- Отыскивать научную информацию и работать с литературой</w:t>
+              <w:t>ОПК-4- Разрабатывать многозадачные прошивки на FreeRTOS с обменом через очереди</w:t>
             </w:r>
           </w:p>
           <w:p>
@@ -33905,7 +33905,7 @@
               <w:rPr>
                 <w:bCs/>
               </w:rPr>
-              <w:t>ПК-8- Собирать, анализировать и обобщать научные факты, материалы практики</w:t>
+              <w:t>ПК-1- Подключать ESP8266/ESP32 к WiFi и публиковать данные на MQTT-брокер</w:t>
             </w:r>
           </w:p>
         </w:tc>
@@ -33960,7 +33960,7 @@
               <w:rPr>
                 <w:bCs/>
               </w:rPr>
-              <w:t>ПК-3- Участвовать в научно-исследовательских работах по кафедральным темам</w:t>
+              <w:t>УК-1- Навыками отладки прошивки в STM32CubeIDE с использованием точек останова и SWD</w:t>
             </w:r>
           </w:p>
           <w:p>
@@ -33977,7 +33977,7 @@
               <w:rPr>
                 <w:bCs/>
               </w:rPr>
-              <w:t>ПК-5- Выступать с докладами и сообщениями на научно-теоретических и научно-практических конференциях, проводимых в университете</w:t>
+              <w:t>ОПК-2- Навыками осциллографирования шин SPI/I2C/UART и интерпретации осциллограмм</w:t>
             </w:r>
           </w:p>
           <w:p>
@@ -33994,7 +33994,7 @@
               <w:rPr>
                 <w:bCs/>
               </w:rPr>
-              <w:t>ПК-7- Готовить публикации по результатам проведенных исследований</w:t>
+              <w:t>ОПК-4- Методами профилирования задач RTOS и предотвращения дедлоков</w:t>
             </w:r>
           </w:p>
           <w:p>
@@ -34011,7 +34011,7 @@
               <w:rPr>
                 <w:bCs/>
               </w:rPr>
-              <w:t>ПК-8- Обладать устойчивыми навыками самостоятельной научно-исследовательской работы</w:t>
+              <w:t>ПК-1- Навыками сборки IoT-прототипа и интеграции с облачной платформой (AWS IoT, Thingsboard)</w:t>
             </w:r>
           </w:p>
         </w:tc>
@@ -34059,7 +34059,7 @@
               </w:rPr>
             </w:pPr>
             <w:r>
-              <w:t>Организация научно-исследовательской работы в России; Этапы научного исследования; Методология научных исследований; </w:t>
+              <w:t>Архитектура STM32 и инструментарий; Периферийные интерфейсы SPI, I2C, UART; FreeRTOS и многозадачность; Встроенные системы для IoT и MQTT </w:t>
             </w:r>
           </w:p>
         </w:tc>
